--- a/Python for Algorithmic Trading/NCKH/Bài stock toán/submission/Revised_submission/09_Response_to_Reviewers.docx
+++ b/Python for Algorithmic Trading/NCKH/Bài stock toán/submission/Revised_submission/09_Response_to_Reviewers.docx
@@ -2,7 +2,7 @@
 <file path=word/document.xml><?xml version="1.0" encoding="utf-8"?>
 <w:document xmlns:w="http://schemas.openxmlformats.org/wordprocessingml/2006/main" xmlns:m="http://schemas.openxmlformats.org/officeDocument/2006/math" xmlns:r="http://schemas.openxmlformats.org/officeDocument/2006/relationships" xmlns:o="urn:schemas-microsoft-com:office:office" xmlns:v="urn:schemas-microsoft-com:vml" xmlns:w10="urn:schemas-microsoft-com:office:word" xmlns:a="http://schemas.openxmlformats.org/drawingml/2006/main" xmlns:pic="http://schemas.openxmlformats.org/drawingml/2006/picture" xmlns:wp="http://schemas.openxmlformats.org/drawingml/2006/wordprocessingDrawing">
   <w:body>
-    <w:bookmarkStart w:id="23" w:name="response-to-the-editor-and-reviewers"/>
+    <w:bookmarkStart w:id="24" w:name="response-to-the-editor-and-reviewers"/>
     <w:p>
       <w:pPr>
         <w:pStyle w:val="Heading10"/>
@@ -3368,8 +3368,580 @@
         <w:t xml:space="preserve">The reasons are given in the table above and in Sections 6.3–6.4.</w:t>
       </w:r>
     </w:p>
+    <w:p>
+      <w:r>
+        <w:pict>
+          <v:rect style="width:0;height:1.5pt" o:hralign="center" o:hrstd="t" o:hr="t"/>
+        </w:pict>
+      </w:r>
+    </w:p>
     <w:bookmarkEnd w:id="22"/>
+    <w:bookmarkStart w:id="23" w:name="X4d7f42f2ac78b7108756c64033eea349ac73f13"/>
+    <w:p>
+      <w:pPr>
+        <w:pStyle w:val="Heading2"/>
+      </w:pPr>
+      <w:r>
+        <w:t xml:space="preserve">Addendum: second internal round (verification review, decision: minor revision)</w:t>
+      </w:r>
+    </w:p>
+    <w:p>
+      <w:pPr>
+        <w:pStyle w:val="FirstParagraph"/>
+      </w:pPr>
+      <w:r>
+        <w:t xml:space="preserve">An independent verification review checked all 30 items against their acceptance criteria and recomputed 50 numbers. All of them match the R outputs. It found 17 items resolved, 12 partially resolved and none unresolved. The second-round changes are listed below.</w:t>
+      </w:r>
+    </w:p>
+    <w:tbl>
+      <w:tblPr>
+        <w:tblStyle w:val="Table"/>
+        <w:tblW w:type="pct" w:w="5000"/>
+        <w:tblLook w:firstRow="1" w:lastRow="0" w:firstColumn="0" w:lastColumn="0" w:noHBand="0" w:noVBand="0" w:val="0020"/>
+        <w:jc w:val="start"/>
+      </w:tblPr>
+      <w:tblGrid>
+        <w:gridCol w:w="2640"/>
+        <w:gridCol w:w="2640"/>
+        <w:gridCol w:w="2640"/>
+      </w:tblGrid>
+      <w:tr>
+        <w:trPr>
+          <w:tblHeader w:val="true"/>
+        </w:trPr>
+        <w:tc>
+          <w:tcPr/>
+          <w:p>
+            <w:pPr>
+              <w:pStyle w:val="Compact"/>
+              <w:jc w:val="left"/>
+            </w:pPr>
+            <w:r>
+              <w:t xml:space="preserve">Residual issue</w:t>
+            </w:r>
+          </w:p>
+        </w:tc>
+        <w:tc>
+          <w:tcPr/>
+          <w:p>
+            <w:pPr>
+              <w:pStyle w:val="Compact"/>
+              <w:jc w:val="left"/>
+            </w:pPr>
+            <w:r>
+              <w:t xml:space="preserve">Change made</w:t>
+            </w:r>
+          </w:p>
+        </w:tc>
+        <w:tc>
+          <w:tcPr/>
+          <w:p>
+            <w:pPr>
+              <w:pStyle w:val="Compact"/>
+              <w:jc w:val="left"/>
+            </w:pPr>
+            <w:r>
+              <w:t xml:space="preserve">Output</w:t>
+            </w:r>
+          </w:p>
+        </w:tc>
+      </w:tr>
+      <w:tr>
+        <w:tc>
+          <w:tcPr/>
+          <w:p>
+            <w:pPr>
+              <w:pStyle w:val="Compact"/>
+              <w:jc w:val="left"/>
+            </w:pPr>
+            <w:r>
+              <w:t xml:space="preserve">H2 and H3 outcomes did not follow their own decision rules</w:t>
+            </w:r>
+          </w:p>
+        </w:tc>
+        <w:tc>
+          <w:tcPr/>
+          <w:p>
+            <w:pPr>
+              <w:pStyle w:val="Compact"/>
+              <w:jc w:val="left"/>
+            </w:pPr>
+            <w:r>
+              <w:t xml:space="preserve">The H2 rule now names M30 and H1. The H3 outcome follows its two-part rule mechanically (not supported). Table 9 has a comment column for the qualifications.</w:t>
+            </w:r>
+          </w:p>
+        </w:tc>
+        <w:tc>
+          <w:tcPr/>
+          <w:p>
+            <w:pPr>
+              <w:pStyle w:val="Compact"/>
+              <w:jc w:val="left"/>
+            </w:pPr>
+            <w:r>
+              <w:rPr>
+                <w:rStyle w:val="VerbatimChar"/>
+              </w:rPr>
+              <w:t xml:space="preserve">R22</w:t>
+            </w:r>
+            <w:r>
+              <w:t xml:space="preserve">,</w:t>
+            </w:r>
+            <w:r>
+              <w:t xml:space="preserve"> </w:t>
+            </w:r>
+            <w:r>
+              <w:rPr>
+                <w:rStyle w:val="VerbatimChar"/>
+              </w:rPr>
+              <w:t xml:space="preserve">R29</w:t>
+            </w:r>
+            <w:r>
+              <w:t xml:space="preserve">,</w:t>
+            </w:r>
+            <w:r>
+              <w:t xml:space="preserve"> </w:t>
+            </w:r>
+            <w:r>
+              <w:rPr>
+                <w:rStyle w:val="VerbatimChar"/>
+              </w:rPr>
+              <w:t xml:space="preserve">R25</w:t>
+            </w:r>
+          </w:p>
+        </w:tc>
+      </w:tr>
+      <w:tr>
+        <w:tc>
+          <w:tcPr/>
+          <w:p>
+            <w:pPr>
+              <w:pStyle w:val="Compact"/>
+              <w:jc w:val="left"/>
+            </w:pPr>
+            <w:r>
+              <w:t xml:space="preserve">Removing the opening bar was reported selectively, with no inference</w:t>
+            </w:r>
+          </w:p>
+        </w:tc>
+        <w:tc>
+          <w:tcPr/>
+          <w:p>
+            <w:pPr>
+              <w:pStyle w:val="Compact"/>
+              <w:jc w:val="left"/>
+            </w:pPr>
+            <w:r>
+              <w:t xml:space="preserve">Table S7 reports slopes with confidence intervals and studentized p-values for all bars, without the first bar and without the first and last bars, at M30 and H1. Section 5.4 states that horizon dependence disappears without the auction bars and qualifies H2 in the abstract, Section 5.4, Section 6.1 and Table 9.</w:t>
+            </w:r>
+          </w:p>
+        </w:tc>
+        <w:tc>
+          <w:tcPr/>
+          <w:p>
+            <w:pPr>
+              <w:pStyle w:val="Compact"/>
+              <w:jc w:val="left"/>
+            </w:pPr>
+            <w:r>
+              <w:rPr>
+                <w:rStyle w:val="VerbatimChar"/>
+              </w:rPr>
+              <w:t xml:space="preserve">R34</w:t>
+            </w:r>
+          </w:p>
+        </w:tc>
+      </w:tr>
+      <w:tr>
+        <w:tc>
+          <w:tcPr/>
+          <w:p>
+            <w:pPr>
+              <w:pStyle w:val="Compact"/>
+              <w:jc w:val="left"/>
+            </w:pPr>
+            <w:r>
+              <w:t xml:space="preserve">RR-14(d): slope difference within the same replicates</w:t>
+            </w:r>
+          </w:p>
+        </w:tc>
+        <w:tc>
+          <w:tcPr/>
+          <w:p>
+            <w:pPr>
+              <w:pStyle w:val="Compact"/>
+              <w:jc w:val="left"/>
+            </w:pPr>
+            <w:r>
+              <w:t xml:space="preserve">The broad-market minus VN30–VN100 slope differences are reported for every frequency and sample. They are significant at M30 and H1 on the full data and disappear without the auction bars.</w:t>
+            </w:r>
+          </w:p>
+        </w:tc>
+        <w:tc>
+          <w:tcPr/>
+          <w:p>
+            <w:pPr>
+              <w:pStyle w:val="Compact"/>
+              <w:jc w:val="left"/>
+            </w:pPr>
+            <w:r>
+              <w:rPr>
+                <w:rStyle w:val="VerbatimChar"/>
+              </w:rPr>
+              <w:t xml:space="preserve">R34</w:t>
+            </w:r>
+          </w:p>
+        </w:tc>
+      </w:tr>
+      <w:tr>
+        <w:tc>
+          <w:tcPr/>
+          <w:p>
+            <w:pPr>
+              <w:pStyle w:val="Compact"/>
+              <w:jc w:val="left"/>
+            </w:pPr>
+            <w:r>
+              <w:t xml:space="preserve">Block length for slopes</w:t>
+            </w:r>
+          </w:p>
+        </w:tc>
+        <w:tc>
+          <w:tcPr/>
+          <w:p>
+            <w:pPr>
+              <w:pStyle w:val="Compact"/>
+              <w:jc w:val="left"/>
+            </w:pPr>
+            <w:r>
+              <w:t xml:space="preserve">The M30 slope intervals are reported for 5- and 40-day blocks (Table S15).</w:t>
+            </w:r>
+          </w:p>
+        </w:tc>
+        <w:tc>
+          <w:tcPr/>
+          <w:p>
+            <w:pPr>
+              <w:pStyle w:val="Compact"/>
+              <w:jc w:val="left"/>
+            </w:pPr>
+            <w:r>
+              <w:rPr>
+                <w:rStyle w:val="VerbatimChar"/>
+              </w:rPr>
+              <w:t xml:space="preserve">R35</w:t>
+            </w:r>
+          </w:p>
+        </w:tc>
+      </w:tr>
+      <w:tr>
+        <w:tc>
+          <w:tcPr/>
+          <w:p>
+            <w:pPr>
+              <w:pStyle w:val="Compact"/>
+              <w:jc w:val="left"/>
+            </w:pPr>
+            <w:r>
+              <w:t xml:space="preserve">H1 not tested under weight uncertainty</w:t>
+            </w:r>
+          </w:p>
+        </w:tc>
+        <w:tc>
+          <w:tcPr/>
+          <w:p>
+            <w:pPr>
+              <w:pStyle w:val="Compact"/>
+              <w:jc w:val="left"/>
+            </w:pPr>
+            <w:r>
+              <w:t xml:space="preserve">The like-for-like gap with w drawn in each replicate has lower bounds of 0.057–0.061, and every replicate exceeds 0.05 (Section 5.2). The U(0.60, 0.75) range is explained in Section 4.3. A daily validation against VNMIDCAP closes would need a series that our vendor export does not include; this is stated in Section 6.4.</w:t>
+            </w:r>
+          </w:p>
+        </w:tc>
+        <w:tc>
+          <w:tcPr/>
+          <w:p>
+            <w:pPr>
+              <w:pStyle w:val="Compact"/>
+              <w:jc w:val="left"/>
+            </w:pPr>
+            <w:r>
+              <w:rPr>
+                <w:rStyle w:val="VerbatimChar"/>
+              </w:rPr>
+              <w:t xml:space="preserve">R36</w:t>
+            </w:r>
+          </w:p>
+        </w:tc>
+      </w:tr>
+      <w:tr>
+        <w:tc>
+          <w:tcPr/>
+          <w:p>
+            <w:pPr>
+              <w:pStyle w:val="Compact"/>
+              <w:jc w:val="left"/>
+            </w:pPr>
+            <w:r>
+              <w:t xml:space="preserve">Sign error in Section 6.4</w:t>
+            </w:r>
+          </w:p>
+        </w:tc>
+        <w:tc>
+          <w:tcPr/>
+          <w:p>
+            <w:pPr>
+              <w:pStyle w:val="Compact"/>
+              <w:jc w:val="left"/>
+            </w:pPr>
+            <w:r>
+              <w:t xml:space="preserve">Corrected: a larger large-cap weight, or lower volatility of the remainder relative to large caps, raises the benchmark.</w:t>
+            </w:r>
+          </w:p>
+        </w:tc>
+        <w:tc>
+          <w:tcPr/>
+          <w:p>
+            <w:pPr>
+              <w:pStyle w:val="Compact"/>
+              <w:jc w:val="left"/>
+            </w:pPr>
+            <w:r>
+              <w:t xml:space="preserve">–</w:t>
+            </w:r>
+          </w:p>
+        </w:tc>
+      </w:tr>
+      <w:tr>
+        <w:tc>
+          <w:tcPr/>
+          <w:p>
+            <w:pPr>
+              <w:pStyle w:val="Compact"/>
+              <w:jc w:val="left"/>
+            </w:pPr>
+            <w:r>
+              <w:t xml:space="preserve">Sources for FUEDCMID, T+2 and the FTSE reference</w:t>
+            </w:r>
+          </w:p>
+        </w:tc>
+        <w:tc>
+          <w:tcPr/>
+          <w:p>
+            <w:pPr>
+              <w:pStyle w:val="Compact"/>
+              <w:jc w:val="left"/>
+            </w:pPr>
+            <w:r>
+              <w:t xml:space="preserve">These are now cited to the HOSE (2022) press release, VSD Decision 211/QĐ-VSD (2015) and the 7 October 2025 FTSE Russell press release.</w:t>
+            </w:r>
+          </w:p>
+        </w:tc>
+        <w:tc>
+          <w:tcPr/>
+          <w:p>
+            <w:pPr>
+              <w:pStyle w:val="Compact"/>
+              <w:jc w:val="left"/>
+            </w:pPr>
+            <w:r>
+              <w:t xml:space="preserve">–</w:t>
+            </w:r>
+          </w:p>
+        </w:tc>
+      </w:tr>
+      <w:tr>
+        <w:tc>
+          <w:tcPr/>
+          <w:p>
+            <w:pPr>
+              <w:pStyle w:val="Compact"/>
+              <w:jc w:val="left"/>
+            </w:pPr>
+            <w:r>
+              <w:t xml:space="preserve">Formatting and wording</w:t>
+            </w:r>
+          </w:p>
+        </w:tc>
+        <w:tc>
+          <w:tcPr/>
+          <w:p>
+            <w:pPr>
+              <w:pStyle w:val="Compact"/>
+              <w:jc w:val="left"/>
+            </w:pPr>
+            <w:r>
+              <w:t xml:space="preserve">Stray subscript commas were removed. Percentile p-values at the resolution floor are printed as</w:t>
+            </w:r>
+            <w:r>
+              <w:t xml:space="preserve"> </w:t>
+            </w:r>
+            <w:r>
+              <w:t xml:space="preserve">“</w:t>
+            </w:r>
+            <w:r>
+              <w:t xml:space="preserve">&lt; 0.005</w:t>
+            </w:r>
+            <w:r>
+              <w:t xml:space="preserve">”</w:t>
+            </w:r>
+            <w:r>
+              <w:t xml:space="preserve">. The M30 benchmark-slope wording is qualified. Section 6.3 now reads</w:t>
+            </w:r>
+            <w:r>
+              <w:t xml:space="preserve"> </w:t>
+            </w:r>
+            <w:r>
+              <w:t xml:space="preserve">“</w:t>
+            </w:r>
+            <w:r>
+              <w:t xml:space="preserve">no more volatile</w:t>
+            </w:r>
+            <w:r>
+              <w:t xml:space="preserve">”</w:t>
+            </w:r>
+            <w:r>
+              <w:t xml:space="preserve">.</w:t>
+            </w:r>
+          </w:p>
+        </w:tc>
+        <w:tc>
+          <w:tcPr/>
+          <w:p>
+            <w:pPr>
+              <w:pStyle w:val="Compact"/>
+              <w:jc w:val="left"/>
+            </w:pPr>
+            <w:r>
+              <w:t xml:space="preserve">–</w:t>
+            </w:r>
+          </w:p>
+        </w:tc>
+      </w:tr>
+      <w:tr>
+        <w:tc>
+          <w:tcPr/>
+          <w:p>
+            <w:pPr>
+              <w:pStyle w:val="Compact"/>
+              <w:jc w:val="left"/>
+            </w:pPr>
+            <w:r>
+              <w:t xml:space="preserve">Untabulated numbers</w:t>
+            </w:r>
+          </w:p>
+        </w:tc>
+        <w:tc>
+          <w:tcPr/>
+          <w:p>
+            <w:pPr>
+              <w:pStyle w:val="Compact"/>
+              <w:jc w:val="left"/>
+            </w:pPr>
+            <w:r>
+              <w:t xml:space="preserve">Table S14 now reports the misstatement for all pairs. Table S10 notes that its draws are separate from those of Table 7.</w:t>
+            </w:r>
+          </w:p>
+        </w:tc>
+        <w:tc>
+          <w:tcPr/>
+          <w:p>
+            <w:pPr>
+              <w:pStyle w:val="Compact"/>
+              <w:jc w:val="left"/>
+            </w:pPr>
+            <w:r>
+              <w:rPr>
+                <w:rStyle w:val="VerbatimChar"/>
+              </w:rPr>
+              <w:t xml:space="preserve">R31</w:t>
+            </w:r>
+          </w:p>
+        </w:tc>
+      </w:tr>
+      <w:tr>
+        <w:tc>
+          <w:tcPr/>
+          <w:p>
+            <w:pPr>
+              <w:pStyle w:val="Compact"/>
+              <w:jc w:val="left"/>
+            </w:pPr>
+            <w:r>
+              <w:t xml:space="preserve">2021 as a crisis</w:t>
+            </w:r>
+          </w:p>
+        </w:tc>
+        <w:tc>
+          <w:tcPr/>
+          <w:p>
+            <w:pPr>
+              <w:pStyle w:val="Compact"/>
+              <w:jc w:val="left"/>
+            </w:pPr>
+            <w:r>
+              <w:t xml:space="preserve">Adding 2021 to the chronological episodes leaves the Forbes–Rigobon and loading results unchanged (Section 5.5).</w:t>
+            </w:r>
+          </w:p>
+        </w:tc>
+        <w:tc>
+          <w:tcPr/>
+          <w:p>
+            <w:pPr>
+              <w:pStyle w:val="Compact"/>
+              <w:jc w:val="left"/>
+            </w:pPr>
+            <w:r>
+              <w:rPr>
+                <w:rStyle w:val="VerbatimChar"/>
+              </w:rPr>
+              <w:t xml:space="preserve">R37</w:t>
+            </w:r>
+          </w:p>
+        </w:tc>
+      </w:tr>
+      <w:tr>
+        <w:tc>
+          <w:tcPr/>
+          <w:p>
+            <w:pPr>
+              <w:pStyle w:val="Compact"/>
+              <w:jc w:val="left"/>
+            </w:pPr>
+            <w:r>
+              <w:t xml:space="preserve">DMCA intervals (RR-20)</w:t>
+            </w:r>
+          </w:p>
+        </w:tc>
+        <w:tc>
+          <w:tcPr/>
+          <w:p>
+            <w:pPr>
+              <w:pStyle w:val="Compact"/>
+              <w:jc w:val="left"/>
+            </w:pPr>
+            <w:r>
+              <w:t xml:space="preserve">Not added. DMCA satisfies the same identity, so it is reported as a check on detrending, not as an independent test.</w:t>
+            </w:r>
+          </w:p>
+        </w:tc>
+        <w:tc>
+          <w:tcPr/>
+          <w:p>
+            <w:pPr>
+              <w:pStyle w:val="Compact"/>
+              <w:jc w:val="left"/>
+            </w:pPr>
+            <w:r>
+              <w:t xml:space="preserve">–</w:t>
+            </w:r>
+          </w:p>
+        </w:tc>
+      </w:tr>
+    </w:tbl>
     <w:bookmarkEnd w:id="23"/>
+    <w:bookmarkEnd w:id="24"/>
     <w:sectPr>
       <w:footnotePr>
         <w:numRestart w:val="eachSect"/>

--- a/Python for Algorithmic Trading/NCKH/Bài stock toán/submission/Revised_submission/09_Response_to_Reviewers.docx
+++ b/Python for Algorithmic Trading/NCKH/Bài stock toán/submission/Revised_submission/09_Response_to_Reviewers.docx
@@ -258,7 +258,7 @@
         <w:pStyle w:val="Compact"/>
       </w:pPr>
       <w:r>
-        <w:t xml:space="preserve">Contagion is now tested with a factor-model test that is robust to common shocks, and regimes can be sorted on VN30 volatility.</w:t>
+        <w:t xml:space="preserve">Contagion is now tested with a factor-model test that allows the idiosyncratic variance to change between regimes, and regimes can be sorted on VN30 volatility.</w:t>
       </w:r>
     </w:p>
     <w:p>
@@ -402,19 +402,7 @@
         <w:pStyle w:val="Compact"/>
       </w:pPr>
       <w:r>
-        <w:t xml:space="preserve">five corollaries: the zero-correlation benchmark, the exact lower bound √(1 − κ²), the sensitivity, the direction result, and the condition κ &lt; √3 under which the benchmark exceeds half of the nested coefficient;</w:t>
-      </w:r>
-    </w:p>
-    <w:p>
-      <w:pPr>
-        <w:numPr>
-          <w:ilvl w:val="1"/>
-          <w:numId w:val="1004"/>
-        </w:numPr>
-        <w:pStyle w:val="Compact"/>
-      </w:pPr>
-      <w:r>
-        <w:t xml:space="preserve">a Shapley attribution, Eq. (11);</w:t>
+        <w:t xml:space="preserve">five corollaries: the zero-correlation benchmark with the exact lower bound √(1 − κ²), the sensitivity, the direction result, the condition κ &lt; √3 under which the benchmark exceeds half of the nested coefficient, and the Shapley attribution, Eq. (11);</w:t>
       </w:r>
     </w:p>
     <w:p>
@@ -834,7 +822,7 @@
               <w:jc w:val="left"/>
             </w:pPr>
             <w:r>
-              <w:t xml:space="preserve">Section 3.2 now gives the vendor, codes, frequencies, sample dates and input checksums (README). Exchange-computed levels embed reconstitutions, so the data are free of survivorship bias. The three-index universe is the object of study, and Section 6.4 limits generalization accordingly.</w:t>
+              <w:t xml:space="preserve">Section 3.2 now gives the vendor, codes, frequencies, sample dates and input checksums (README). Exchange-computed levels embed reconstitutions, so the data are free of survivorship bias. The three-index universe is the object of study, and Section 6.3 limits generalization accordingly.</w:t>
             </w:r>
           </w:p>
         </w:tc>
@@ -948,7 +936,7 @@
               <w:jc w:val="left"/>
             </w:pPr>
             <w:r>
-              <w:t xml:space="preserve">All inference resamples the data, never scales or simulations. Every estimate has a 95% interval, and the gap has Cohen’s q. Holm and Benjamini–Hochberg adjustments are applied in two declared families, using studentized p-values to avoid the resolution floor of 499 replications. Equivalence is tested with TOST (Section 4.4, Table 6).</w:t>
+              <w:t xml:space="preserve">All inference resamples the data, never scales or simulations. Every gap, decomposition quantity, slope and regime statistic has a 95% interval, and the gap has Cohen’s q. Holm and Benjamini–Hochberg adjustments are applied in two declared families, using studentized p-values to avoid the resolution floor of 499 replications. Equivalence is tested with TOST (Section 4.4, Table 6).</w:t>
             </w:r>
           </w:p>
         </w:tc>
@@ -1319,7 +1307,7 @@
               <w:jc w:val="left"/>
             </w:pPr>
             <w:r>
-              <w:t xml:space="preserve">We chose remedy (b). Section 5.3 states that κ lies between 0.47 and 0.52 across all scales and frequencies, that the benchmark slope on ln s is not significant, and that the Pearson version gives the same answer to within 0.01. The title and contributions no longer promise scale-dependent content.</w:t>
+              <w:t xml:space="preserve">We chose remedy (b). Section 5.3 states that κ lies between 0.47 and 0.52 across all reliable scales and frequencies, that the benchmark slope on ln s is not significant, and that the Pearson version gives the same answer to within 0.01. The title and contributions no longer promise scale-dependent content.</w:t>
             </w:r>
           </w:p>
         </w:tc>
@@ -1952,7 +1940,7 @@
               <w:jc w:val="left"/>
             </w:pPr>
             <w:r>
-              <w:t xml:space="preserve">Section 5.2 cites Corollary 3 for the sign. The like-for-like VN30–VN100 gap is now primary (0.099–0.104). H1 uses a margin of 0.05 stated in advance (the estimation tolerance of Section 4.4), and the gap across weights is reported.</w:t>
+              <w:t xml:space="preserve">Section 5.2 cites Corollary 3 for the sign. The like-for-like VN30–VN100 gap is now primary (0.099–0.104). H1 uses a margin of 0.05, the estimation tolerance fixed in advance in Section 4.4; the rule itself was set at revision and is labelled as such (Section 2.7). The gap across weights and under weight uncertainty is reported.</w:t>
             </w:r>
           </w:p>
         </w:tc>
@@ -2039,7 +2027,7 @@
               <w:jc w:val="left"/>
             </w:pPr>
             <w:r>
-              <w:t xml:space="preserve">The weight is drawn from U(0.60, 0.75) in each replicate (Table 5, Panel B), and Table S2 extends the weight grid to κ, ρ_AM, the benchmark, the share, the sensitivity and the Shapley share. Section 4.3 notes that P_cap and VN30 are disjoint only at the exact weight. Proxy validation against VNMIDCAP or the FUEDCMID NAV was not possible with our data source; Section 6.4 says so, and ρ_AM is therefore labelled</w:t>
+              <w:t xml:space="preserve">The weight is drawn from U(0.60, 0.75) in each replicate (Table 5, Panel B), and Table S2 extends the weight grid to κ, ρ_AM, the benchmark, the share, the sensitivity and the Shapley share. Section 4.3 notes that P_cap and VN30 are disjoint only at the exact weight. Proxy validation against VNMIDCAP or the FUEDCMID NAV was not possible with our data source; Section 6.3 says so, and ρ_AM is therefore labelled</w:t>
             </w:r>
             <w:r>
               <w:t xml:space="preserve"> </w:t>
@@ -2135,7 +2123,7 @@
               <w:jc w:val="left"/>
             </w:pPr>
             <w:r>
-              <w:t xml:space="preserve">Studentized p-values remove the resolution floor. Both the original 19-test family and the eight-test H2 family are reported, and the H2 family is labelled as a revision-stage specification. TOST is applied to VN30–VN100. The difference between broad and nested slopes is reported through Eq. (14) and the TOST rather than as a separate bootstrap contrast.</w:t>
+              <w:t xml:space="preserve">Studentized p-values remove the resolution floor. Both the original 19-test family and the eight-test H2 family are reported, and the H2 family is labelled as a revision-stage specification. TOST is applied to VN30–VN100. The difference between broad and nested slopes is reported through Eq. (14) and the TOST rather than as a separate bootstrap contrast (superseded in the second round: the within-replicate contrast is now reported, Table S7).</w:t>
             </w:r>
             <w:r>
               <w:t xml:space="preserve"> </w:t>
@@ -2291,7 +2279,7 @@
               <w:jc w:val="left"/>
             </w:pPr>
             <w:r>
-              <w:t xml:space="preserve">(a) Corsetti et al. (2005) and Rigobon (2003) are cited and discussed (Sections 2.5 and 4.6). (b) A factor-model test of the change in loading and residual variance has been added (Table 7). (c) VN30-quartile regimes are used, with two-sided intervals. (d) Residual variances by regime are reported. (e) The weight grid is in Table S10. (f) The DCCA-based regime test is not reported, because short regimes leave too few boxes at the reliable scales and δ is defined on Pearson variances. (g) Causal wording has been removed. H3 is assessed as mixed.</w:t>
+              <w:t xml:space="preserve">(a) Corsetti et al. (2005) and Rigobon (2003) are cited and discussed (Sections 2.5 and 4.6). (b) A factor-model test of the change in loading and residual variance has been added (Table 7). (c) VN30-quartile regimes are used, with two-sided intervals. (d) Residual variances by regime are reported. (e) The weight grid is in Table S10. (f) The DCCA-based regime test is not reported, because short regimes leave too few boxes at the reliable scales and δ is defined on Pearson variances. (g) Causal wording has been removed. Under its two-part decision rule H3 is not supported: the adjusted correlation shows no contagion, while the loading rises on high-volatility days (Table 9, comment column).</w:t>
             </w:r>
           </w:p>
         </w:tc>
@@ -2888,7 +2876,7 @@
               <w:jc w:val="left"/>
             </w:pPr>
             <w:r>
-              <w:t xml:space="preserve">Section 3.1 covers foreign ownership limits and the FTSE Russell reclassification effective 21 September 2026. Section 6.1 lists rival mechanisms (herding, limit hits, margin calls, foreign flows). Section 6.4 gives the comparative-statics prediction from Eq. (8).</w:t>
+              <w:t xml:space="preserve">Section 3.1 covers foreign ownership limits and the FTSE Russell reclassification effective 21 September 2026. Section 6.1 lists rival mechanisms (herding, limit hits, margin calls, foreign flows). Section 6.3 gives the comparative-statics prediction from Eq. (8).</w:t>
             </w:r>
           </w:p>
         </w:tc>
@@ -3365,7 +3353,7 @@
         <w:pStyle w:val="FirstParagraph"/>
       </w:pPr>
       <w:r>
-        <w:t xml:space="preserve">The reasons are given in the table above and in Sections 6.3–6.4.</w:t>
+        <w:t xml:space="preserve">The reasons are given in the table above and in Section 6.3.</w:t>
       </w:r>
     </w:p>
     <w:p>
@@ -3655,7 +3643,7 @@
               <w:jc w:val="left"/>
             </w:pPr>
             <w:r>
-              <w:t xml:space="preserve">The like-for-like gap with w drawn in each replicate has lower bounds of 0.057–0.061, and every replicate exceeds 0.05 (Section 5.2). The U(0.60, 0.75) range is explained in Section 4.3. A daily validation against VNMIDCAP closes would need a series that our vendor export does not include; this is stated in Section 6.4.</w:t>
+              <w:t xml:space="preserve">The like-for-like gap with w drawn in each replicate has lower bounds of 0.057–0.061, and every replicate exceeds 0.05 (Section 5.2). The U(0.60, 0.75) range is explained in Section 4.3. A daily validation against VNMIDCAP closes would need a series that our vendor export does not include; this is stated in Section 6.3.</w:t>
             </w:r>
           </w:p>
         </w:tc>
@@ -3684,7 +3672,7 @@
               <w:jc w:val="left"/>
             </w:pPr>
             <w:r>
-              <w:t xml:space="preserve">Sign error in Section 6.4</w:t>
+              <w:t xml:space="preserve">Sign error in Section 6.3</w:t>
             </w:r>
           </w:p>
         </w:tc>

--- a/Python for Algorithmic Trading/NCKH/Bài stock toán/submission/Revised_submission/09_Response_to_Reviewers.docx
+++ b/Python for Algorithmic Trading/NCKH/Bài stock toán/submission/Revised_submission/09_Response_to_Reviewers.docx
@@ -1463,7 +1463,7 @@
               <w:t xml:space="preserve">“</w:t>
             </w:r>
             <w:r>
-              <w:t xml:space="preserve">if such a number is read as …</w:t>
+              <w:t xml:space="preserve">Read as a measure of how mid caps move with large caps, this number mixes economic linkage with …</w:t>
             </w:r>
             <w:r>
               <w:t xml:space="preserve">”</w:t>
@@ -1742,7 +1742,7 @@
               <w:jc w:val="left"/>
             </w:pPr>
             <w:r>
-              <w:t xml:space="preserve">The data statement names the HOSE as the public source of daily closes, and the README gives SHA-256 checksums of the input files. We did not compare vendor and exchange levels date by date; Section 3.2 says so.</w:t>
+              <w:t xml:space="preserve">Section 3.2 states that we did not compare the vendor series with the closing levels published by the HOSE date by date, and the README gives SHA-256 checksums of the input files.</w:t>
             </w:r>
           </w:p>
         </w:tc>
@@ -2204,7 +2204,7 @@
               <w:jc w:val="left"/>
             </w:pPr>
             <w:r>
-              <w:t xml:space="preserve">The first bar was removed at M30 and H1 (Table S7); part of the H1 horizon dependence comes from that bar, and Section 5.4 says so. M30 block lengths of 5 and 40 days are reported (Table S6). The bar schedule, including the 11:30–13:00 break and the two H4 bars, is stated in Section 3.1. A data-driven block-length selector was not added.</w:t>
+              <w:t xml:space="preserve">The first bar was removed at M30 and H1 (Table S7); the horizon dependence comes from the auction bars, and Section 5.4 says so. M30 block lengths of 5 and 40 days are reported (Table S6). The bar schedule, including the 11:30–13:00 break and the two H4 bars, is stated in Sections 3.1 and 3.2. A data-driven block-length selector was not added.</w:t>
             </w:r>
           </w:p>
         </w:tc>
@@ -3643,7 +3643,7 @@
               <w:jc w:val="left"/>
             </w:pPr>
             <w:r>
-              <w:t xml:space="preserve">The like-for-like gap with w drawn in each replicate has lower bounds of 0.057–0.061, and every replicate exceeds 0.05 (Section 5.2). The U(0.60, 0.75) range is explained in Section 4.3. A daily validation against VNMIDCAP closes would need a series that our vendor export does not include; this is stated in Section 6.3.</w:t>
+              <w:t xml:space="preserve">The like-for-like gap with w drawn in each replicate has lower bounds of 0.057–0.061, and every replicate exceeds 0.05 (Section 5.2). The U(0.60, 0.75) range is explained in Section 4.3. A daily validation against VNMIDCAP closes would need a series that our vendor export does not include; this is stated in Sections 3.2 and 6.3.</w:t>
             </w:r>
           </w:p>
         </w:tc>

--- a/Python for Algorithmic Trading/NCKH/Bài stock toán/submission/Revised_submission/09_Response_to_Reviewers.docx
+++ b/Python for Algorithmic Trading/NCKH/Bài stock toán/submission/Revised_submission/09_Response_to_Reviewers.docx
@@ -898,7 +898,7 @@
               <w:jc w:val="left"/>
             </w:pPr>
             <w:r>
-              <w:t xml:space="preserve">Section 4.8 gives the software, packages, seeds and hardware. All bootstrap replication counts are given in Section 4.4. A single script reproduces every number with byte-identical CSV files.</w:t>
+              <w:t xml:space="preserve">The software, package versions, seeds and hardware are documented in Online Resource 1 (replication package README), and the Code availability statement points to it. All bootstrap replication counts are given in Section 4.4. A single script reproduces every number with byte-identical CSV files.</w:t>
             </w:r>
           </w:p>
         </w:tc>
